--- a/example_articles/race_ethnicity/Other/3.race_ethnicity_Other_New_York_Times.docx
+++ b/example_articles/race_ethnicity/Other/3.race_ethnicity_Other_New_York_Times.docx
@@ -32,12 +32,12 @@
     </w:p>
     <w:p>
       <w:r>
-        <w:t>Extracted race/ethnicity: Minority (not further specified)</w:t>
+        <w:t>Raw race_ethnicity result: Minority (not further specified)</w:t>
       </w:r>
     </w:p>
     <w:p>
       <w:r>
-        <w:t>Race/Ethnicity (Standardized): Other</w:t>
+        <w:t>race_ethnicity_stand_flat (Standardized): Other</w:t>
       </w:r>
     </w:p>
     <w:p>

--- a/example_articles/race_ethnicity/Other/3.race_ethnicity_Other_New_York_Times.docx
+++ b/example_articles/race_ethnicity/Other/3.race_ethnicity_Other_New_York_Times.docx
@@ -27,17 +27,17 @@
     </w:p>
     <w:p>
       <w:r>
-        <w:t>Source File: NYT/49.DOCX</w:t>
+        <w:t>Source file: NYT/49.DOCX</w:t>
       </w:r>
     </w:p>
     <w:p>
       <w:r>
-        <w:t>Raw race_ethnicity result: Minority (not further specified)</w:t>
+        <w:t>Raw race ethnicity result, 'race_ethnicity': Minority (not further specified)</w:t>
       </w:r>
     </w:p>
     <w:p>
       <w:r>
-        <w:t>race_ethnicity_stand_flat (Standardized): Other</w:t>
+        <w:t>Standardized race ethnicity result, 'race_ethnicity_stand_flat': Other</w:t>
       </w:r>
     </w:p>
     <w:p>

--- a/example_articles/race_ethnicity/Other/3.race_ethnicity_Other_New_York_Times.docx
+++ b/example_articles/race_ethnicity/Other/3.race_ethnicity_Other_New_York_Times.docx
@@ -7,7 +7,7 @@
         <w:pStyle w:val="Heading1"/>
       </w:pPr>
       <w:r>
-        <w:t>Seeking Landmarks of a Minority Heritage</w:t>
+        <w:t>For Returning Teachers, First Lesson Is Asbestos</w:t>
       </w:r>
     </w:p>
     <w:p>
@@ -17,22 +17,22 @@
     </w:p>
     <w:p>
       <w:r>
-        <w:t>Date: 1990-02-18</w:t>
+        <w:t>Date: 1993-09-15</w:t>
       </w:r>
     </w:p>
     <w:p>
       <w:r>
-        <w:t>Section: Section 12CN; Page 29, Column 1; Connecticut Weekly Desk</w:t>
+        <w:t>Section: Section B;; Section B; Page 3; Column 5; Metropolitan Desk; Column 5;</w:t>
       </w:r>
     </w:p>
     <w:p>
       <w:r>
-        <w:t>Source file: NYT/49.DOCX</w:t>
+        <w:t>Source file: NYT/37.DOCX</w:t>
       </w:r>
     </w:p>
     <w:p>
       <w:r>
-        <w:t>Raw race ethnicity result, 'race_ethnicity': Minority (not further specified)</w:t>
+        <w:t>Raw race ethnicity result, 'race_ethnicity': Hispanic</w:t>
       </w:r>
     </w:p>
     <w:p>
@@ -49,53 +49,49 @@
     </w:p>
     <w:p>
       <w:r>
-        <w:t>THE rocks where Indians held council over the centuries and a building where black girls and women attended school in the 1830's are among the Connecticut sites on the National Register of Historic Places. But most places around the state that reflect the history of women and minorities are not recognized, and the Connecticut Historical Commission intends to change that.</w:t>
+        <w:t>On a day he should have been preparing lessons for a new school year, Bob Haupt found himself walking the halls of Public School 63 yesterday, peering behind pipes, peeking into bathrooms and staring at ceilings, as he tried to tell the difference between peeling paint and flaking asbestos.</w:t>
         <w:br/>
-        <w:t>The commission wants to identify and document buildings, sites and districts that are relevant to the history of women, blacks, Indians and Americans of Asian and Latin American descent. ''We have so few of those sites identified,'' said Cora Murray, a researcher for the commission.</w:t>
+        <w:t>It was hardly a task he had been trained for. But Mr. Haupt and his colleagues said they would do whatever it took to assure that come Monday, their students would be able to return to the only school they know.</w:t>
         <w:br/>
-        <w:t>She added that the commission is seeking help in its mission. ''We really feel the need to solicit ideas from the general public and from knowledgeable experts,'' Ms. Murray said.</w:t>
+        <w:t>"We don't want to send our kids to other schools," said Mr. Haupt, who has taught for 27 years at this school on the Lower East Side of Manhattan. "We're a family. I don't want to get involved in politics. I just want to do my job."</w:t>
+        <w:br/>
+        <w:t>For the more than 90,000 New York City schoolteachers and staff members who returned to work yesterday, their first day back involved trying to make classrooms ready and plan a new school year in the midst of confusion, as committees in each school conducted last-minute asbestos inspections that would determine how many schools could open on Sept. 20.</w:t>
         <w:br/>
         <w:t xml:space="preserve"> </w:t>
         <w:br/>
-        <w:t>Hill-Stead and Crandall House</w:t>
+        <w:t>A Committee Grows</w:t>
         <w:br/>
-        <w:t>She cited some - but few - examples of recognized sites. She noted that Theodate Pope Riddle, daughter of the industrialist Alfred Pope, is credited with helping (in 1900) to design her father's house, now the Hill-Stead Museum, in Farmington, and that the Prudence Crandall House in Canterbury, where Mrs. Crandall ran the first academy in New England for ''young ladies and misses of color,'' is also a museum.</w:t>
+        <w:t xml:space="preserve"> Each committee, which Schools Chancellor Ramon C. Cortines ordered on Monday to identify possible asbestos hazards, includes at least the school's principal and a custodian, a representative of the teacher's union and a parent.</w:t>
         <w:br/>
-        <w:t>She also cited the Mashantucket Pequots' efforts to study and preserve sites connected with the tribe's history, the work of the New Haven Preservation Trust to identify city buildings and neighborhoods reflecting black history, and a coming exhibit in Hamden that will focus on Alice Washburn, who designed and built more than 80 houses in Connecticut, mostly in the 1920's. But the commission - which can provide some grants - wants to find more examples and to encourage other efforts.</w:t>
+        <w:t>But at P.S. 63, a brick building on East Third Street in a largely Hispanic, working-class community, the committee grew to include nearly the entire faculty.</w:t>
         <w:br/>
-        <w:t>People involved in such efforts say that they can help to instill pride in a heritage or neighborhood, prevent destruction of sites, and show a neglected side of history.</w:t>
+        <w:t>Committees of teachers, joined by the principal and custodian, combed each of the school's four floors.</w:t>
+        <w:br/>
+        <w:t>School officials had arranged earlier for the school's 400 pupils and faculty members to fan out to several other schools if the school could not open. But the teachers at P.S. 63 had their own plans. They would share classrooms and supplies if they had to, and let the children use the faculty restroom if one of their bathrooms closed -- anything to keep the school doors open.</w:t>
         <w:br/>
         <w:t xml:space="preserve"> </w:t>
         <w:br/>
-        <w:t>Studies by Pequots</w:t>
+        <w:t>What Else Was New?</w:t>
         <w:br/>
-        <w:t>''This tribe has long placed emphasis on history not in the books,'' said Kate Poole, an anthropologist who is museum coordinator for the Mashantucket Pequots at their reservation in Ledyard. The tribe is working to establish a museum detailing its history, and part of the reservation - including the rocks where councils were held and a 19th-century farmhouse that was home to members of the tribe - is on the National Register of Historic Places.</w:t>
+        <w:t xml:space="preserve"> Marilyn Levin was among the neophyte inspectors. She started teaching at the school in 1962, and says she has been around longer than any other person on the staff.</w:t>
         <w:br/>
-        <w:t>The tribe has sponsored several archeological studies on the reservation. ''Some sites are as old as 9,000 years,'' Ms. Poole said. With a grant from the National Parks Service, the tribe also conducted an archeological survey of the site of a Pequot fort in what is now Mystic, where hundreds of Pequots were killed in 1637 when the colonist John Mason and his forces attacked. Ms. Poole added that recognition of sites could prevent situations like one in Niantic, where development has disturbed Indian burial grounds.</w:t>
+        <w:t>Now her duties included checking for hazardous materials. But, said Ms. Levin, what else was new?</w:t>
         <w:br/>
-        <w:t>The Afro-American Heritage Project, undertaken by the New Haven Preservation Trust, documented buildings and neighborhoods that reflect the city's black heritage. The project, financed by the Connecticut Humanities Council, was begun in 1985 by Preston Maynard, then director of the trust, and continued by Peter Haller, the next director.</w:t>
+        <w:t>"They ask us to be mothers," Ms. Levin said. "They ask us to be social workers. We do everything else. Why not inspect for asbestos?"</w:t>
         <w:br/>
-        <w:t>The trust's work included producing a brochure and an audio tape guiding people to significant sites like Trowbridge Square and the former Goffe Street School.</w:t>
+        <w:t>By early afternoon, more than 20 teachers were gathered in the parents' room to tell what they had found to their principal, Hibren Salazar, who was making a contingency plan.</w:t>
         <w:br/>
-        <w:t>Trowbridge Square - several blocks of mostly modest frame houses in the City Point area of New Haven - was first developed around 1830 by Simeon Jocelyn. An abolitionist who espoused a philosophy of social responsibility, Jocelyn built houses that were, Mr. Haller said, ''meant for the working class, especially blacks.'' The brick Greek Revival building at 106 Goffe Street which today is a Masonic temple was built around 1860 as a school for black children.</w:t>
+        <w:t>There were cracks in the ceiling of room 217, one team reported. The boys' bathroom on the third floor would be off-limits, another team said. And, it was decided, the entire fourth floor would have to be closed.</w:t>
         <w:br/>
-        <w:t>Mr. Haller noted that projects like Afro-American Heritage are valuable in part because knowing the historical value of a poor neighborhood can sometimes be a first step in revitalizing the neighborhood, and in giving its residents a sense of pride and caring.</w:t>
+        <w:t>To improvise, displaced teachers would take over rooms normally occupied by the music and art instructors while those teachers roamed around to give their lessons. The computer room could be used if necessary. And books would be moved out of one section of a room that looked to be in need of repair.</w:t>
         <w:br/>
-        <w:t>The Washburn exhibit, ''Alice Washburn Celebrated,'' will open on March 4 at the Eli Whitney Museum in Hamden. It will show the work of Mrs. Washburn (1870-1958), who between 1919 and 1931 designed and built more than 80 homes in Cheshire, Hamden, and New Haven. Principal researcher for the project was Martha Yellig of Hamden, who in 1984, as an undergraduate at Southern Connecticut State University, began to document Washburn houses for an art history paper. Ms. Yellig found ''a treasure trove,'' said Willam Brown, director of the museum.</w:t>
+        <w:t>Later in the afternoon, the superintendent of District 1, William Ubinas, strode into the school to inspect the building and hear what the teachers and their principal had found.</w:t>
         <w:br/>
-        <w:t>He said that Mrs. Washburn was unusual not only because she was a woman who designed houses and ran a construction business, but also because she produced so many houses in so few years. ''And they are remarkable houses,'' he said.</w:t>
+        <w:t>Except for the fourth floor and a few additional rooms, he announced, the school would open.</w:t>
         <w:br/>
-        <w:t>He noted that Mrs. Washburn's houses range ''from simple to quite grand,'' are much loved by their owners, sometimes have quirky touches like windows in the linen closets, and are of Colonial Revival style but show Mrs. Washburn's sense of the suburban future: They have attached (and often two-car) garages. The exhibit will run to June 17 and will be accompanied by tours and lectures. ''People will know Alice Washburn's name when we're through,'' said Mr. Brown.</w:t>
+        <w:t>"We're not saying that they are health experts," he said of the school committees throughout the city. "We're arguing that common sense dictates. I'm confident we'll open it."</w:t>
         <w:br/>
-        <w:t>Commission staff members and others say that they do not know just where they will find more names and places representing the history of women and minorities. Anyone wishing to suggest a site may write or call the Connecticut Historical Commission, 59 South Prospect Street, Hartford, Conn. 06106.</w:t>
-        <w:br/>
-        <w:t>David Poirier, staff archeologist for the commission, said that the Native American Heritage Advisory Council, a group appointed by the Governor, would advise the commission about Indian places, especially burial grounds and sacred sites. ''We will welcome suggestions for possible sites fom anyone,'' he added.</w:t>
-        <w:br/>
-        <w:t>Mr. Haller, who recently left the New Haven Preservation Trust to become executive director of New London Landmarks, said that he is sure that New London has buildings significant to black history but that he has not had time to identify them. Ms. Murray noted that she has a few tantalizing but meager bits of information on other possible sites.</w:t>
-        <w:br/>
-        <w:t>''There are things we've heard about,'' she said. She recently heard of a school for blacks in Shelton and noticed a reference in ''Connecticut Place Names''(published by the Connecticut Historical Society) citing Glasgo, a village in eastern Connecticut, as being named for Isaac Glasko, who was of black and Indian descent and who early in the 19th century developed a business in marine hardware and whaling implements.</w:t>
-        <w:br/>
-        <w:t>Regarding Asian-American and Latin American sites, Ms. Murray said, ''we don't have anything we can cite, but we're looking.'' She said that the commission will be contacting minority newspapers and organizations. But for now, she said, ''We don't know what exists out there.''</w:t>
+        <w:t>The school and others in the district will have an open house through Sunday, so that parents can check the structure.</w:t>
         <w:br/>
         <w:br/>
         <w:t>Graphic</w:t>
@@ -103,7 +99,7 @@
         <w:br/>
         <w:t xml:space="preserve"> </w:t>
         <w:br/>
-        <w:t>Photos; Among Connecticut sites that reflect the history of women and minorities are the brick Greek revival building on Goffe Street in New Haven, left, which was built around 1860 as a school for black children. It is now a Masonic temple. A coming exhibit in Hamden will focus on Alice Washburn, who designed and built more than 80 houses, among them these two in Hamden, between 1919 and 1931.</w:t>
+        <w:t>Photo: "They ask us to be mothers," said Marilyn Levin, a Public School 63 teacher. "They ask us to be social workers. We do everything else. Why not inspect for asbestos?" (William E. Sauro/The New York Times)</w:t>
       </w:r>
     </w:p>
     <w:sectPr>

--- a/example_articles/race_ethnicity/Other/3.race_ethnicity_Other_New_York_Times.docx
+++ b/example_articles/race_ethnicity/Other/3.race_ethnicity_Other_New_York_Times.docx
@@ -7,7 +7,7 @@
         <w:pStyle w:val="Heading1"/>
       </w:pPr>
       <w:r>
-        <w:t>For Returning Teachers, First Lesson Is Asbestos</w:t>
+        <w:t>Carolina Raid Finds Exploited Deaf Mexicans</w:t>
       </w:r>
     </w:p>
     <w:p>
@@ -17,22 +17,22 @@
     </w:p>
     <w:p>
       <w:r>
-        <w:t>Date: 1993-09-15</w:t>
+        <w:t>Date: 1997-07-26</w:t>
       </w:r>
     </w:p>
     <w:p>
       <w:r>
-        <w:t>Section: Section B;; Section B; Page 3; Column 5; Metropolitan Desk; Column 5;</w:t>
+        <w:t>Section: Section 1; ; Section 1; Page 1; Column 1; Metropolitan Desk ; Column 1;</w:t>
       </w:r>
     </w:p>
     <w:p>
       <w:r>
-        <w:t>Source file: NYT/37.DOCX</w:t>
+        <w:t>Source file: NYT/48.DOCX</w:t>
       </w:r>
     </w:p>
     <w:p>
       <w:r>
-        <w:t>Raw race ethnicity result, 'race_ethnicity': Hispanic</w:t>
+        <w:t>Raw race ethnicity result, 'race_ethnicity': Other: Hispanic/Latino (Mexican)</w:t>
       </w:r>
     </w:p>
     <w:p>
@@ -49,49 +49,57 @@
     </w:p>
     <w:p>
       <w:r>
-        <w:t>On a day he should have been preparing lessons for a new school year, Bob Haupt found himself walking the halls of Public School 63 yesterday, peering behind pipes, peeking into bathrooms and staring at ceilings, as he tried to tell the difference between peeling paint and flaking asbestos.</w:t>
+        <w:t>Federal agents raided two houses in this small, blue-collar city today and found more than a dozen illegal Mexican immigrants, most of them deaf, who the agents believe were "held in bondage" by bosses who exploited their deafness for profit.</w:t>
         <w:br/>
-        <w:t>It was hardly a task he had been trained for. But Mr. Haupt and his colleagues said they would do whatever it took to assure that come Monday, their students would be able to return to the only school they know.</w:t>
+        <w:t>Describing what people here had thought of as a distant, big-city problem, Federal agents said the immigrants were lured with a promise of a better life, then coerced by "bosses" into peddling trinkets at shopping centers and mills for just scraps of the profits.</w:t>
         <w:br/>
-        <w:t>"We don't want to send our kids to other schools," said Mr. Haupt, who has taught for 27 years at this school on the Lower East Side of Manhattan. "We're a family. I don't want to get involved in politics. I just want to do my job."</w:t>
+        <w:t>Officials with the Immigration and Naturalization Service said they had raided the houses after receiving information from the Mexican Government. The agents said they believed the deaf Mexicans had been smuggled into the United States, then held as virtual captives by threats from the two people who ran the houses.</w:t>
         <w:br/>
-        <w:t>For the more than 90,000 New York City schoolteachers and staff members who returned to work yesterday, their first day back involved trying to make classrooms ready and plan a new school year in the midst of confusion, as committees in each school conducted last-minute asbestos inspections that would determine how many schools could open on Sept. 20.</w:t>
+        <w:t>The United States Attorney in Greensboro, N.C., said prosecutors were exploring whether the operation in Sanford was linked to the people charged last week in New York City with holding dozens of deaf Mexican peddlers in virtual slavery. A law enforcement official in New York said investigators believed there was a connection, but the official would not elaborate on what the link was or whether any of the New York suspects had a hand in the North Carolina operation.</w:t>
         <w:br/>
-        <w:t xml:space="preserve"> </w:t>
+        <w:t>Investigators in North Carolina were still conducting interviews tonight, and no one had been charged yet.</w:t>
         <w:br/>
-        <w:t>A Committee Grows</w:t>
+        <w:t>Meanwhile, Federal prosecutors in New York arrested another man today in connection with the smuggling ring in Queens. The prosecutors charged the man, Frank Coenen, a deaf 35-year-old son of a retired New York City police detective, with conspiracy, saying that he had helped bring the illegal immigrants to New York and had aided the trinket selling. Mr. Coenen is the former husband of Adriana Paoletti Lemus, a 29-year-old Mexican woman whose family, prosecutors say, organized the New York operation.</w:t>
         <w:br/>
-        <w:t xml:space="preserve"> Each committee, which Schools Chancellor Ramon C. Cortines ordered on Monday to identify possible asbestos hazards, includes at least the school's principal and a custodian, a representative of the teacher's union and a parent.</w:t>
+        <w:t>Investigators in New York said they were pursuing leads to determine whether similar operations, directly or loosely tied to the people arrested in Queens, were being run in other cities in addition to Sanford.</w:t>
         <w:br/>
-        <w:t>But at P.S. 63, a brick building on East Third Street in a largely Hispanic, working-class community, the committee grew to include nearly the entire faculty.</w:t>
+        <w:t>In Chicago, I.N.S. officials were interviewing seven deaf Mexican peddlers today in a neighborhood in the north part of the city. Curtis Aljets, acting district director of the I.N.S. in Chicago, said that there was a "connection" between the people in Chicago and those New York, and that his office was providing information to prosecutors in New York.</w:t>
         <w:br/>
-        <w:t>Committees of teachers, joined by the principal and custodian, combed each of the school's four floors.</w:t>
+        <w:t>But he said that the peddlers in Chicago did not appear to be subject to the sort of coercion that prosecutors have described in the New York case.</w:t>
         <w:br/>
-        <w:t>School officials had arranged earlier for the school's 400 pupils and faculty members to fan out to several other schools if the school could not open. But the teachers at P.S. 63 had their own plans. They would share classrooms and supplies if they had to, and let the children use the faculty restroom if one of their bathrooms closed -- anything to keep the school doors open.</w:t>
+        <w:t>In North Carolina, agents raided the two brick houses shortly after sunrise in a working-class section of Sanford, about 40 miles southwest of Raleigh. In all, 17 people -- 9 men, 5 women, 2 children and an infant -- were taken to immigration offices in Charlotte, N.C, and then to a local hotel. Thomas Fischer, a senior I.N.S. agent who conducted the raids, identified Marcos Moises and his wife, Guadalupe, as the "bosses" who oversaw the peddlers.</w:t>
         <w:br/>
-        <w:t xml:space="preserve"> </w:t>
+        <w:t>"They were not threatened with weapons, but were manipulated with threats and other coercion," said Mr. Fischer, who said investigators believed other houses in Sanford could be raided in the coming days. "These people were exploited. They were held in bondage."</w:t>
         <w:br/>
-        <w:t>What Else Was New?</w:t>
+        <w:t>Patricia Arce Barcenas, a mother in Mexico City, said today that she believed her son, Mauricio Portillo Arce, was among those discovered in Sanford. She said that her 16-year-old deaf son had disappeared last March after leaving for his job at a ceramics factory, and that a month later she had been telephoned by a woman in North Carolina who told her the boy was "fine" and selling key rings. The caller identified herself as Teresa Norato Palencia and said that she was calling on behalf of her deaf mother, Guadalupe Moises, according to Ms. Arce.</w:t>
         <w:br/>
-        <w:t xml:space="preserve"> Marilyn Levin was among the neophyte inspectors. She started teaching at the school in 1962, and says she has been around longer than any other person on the staff.</w:t>
+        <w:t>Last June, Ms. Arce said in an interview, she received a packet of correspondence -- two letters, one in her son's hand, another in a stranger's, $50 and a photograph of her son by a road sign saying, "Welcome to Virginia."</w:t>
         <w:br/>
-        <w:t>Now her duties included checking for hazardous materials. But, said Ms. Levin, what else was new?</w:t>
+        <w:t>Mexican officials said today that a 26-year-old woman, whom they identified as Gloria Hipolito Hernandez, had come into the Mexican consulate in Detroit on Tuesday and told officials of the situation in Sanford.</w:t>
         <w:br/>
-        <w:t>"They ask us to be mothers," Ms. Levin said. "They ask us to be social workers. We do everything else. Why not inspect for asbestos?"</w:t>
+        <w:t>In Mexico today, the woman's sister, Gabriela Hipolito Hernandez, said Gloria Hipolito Hernandez had left home last March with Guadalupe Moises. She said her sister, who was deaf and could barely write or communicate through sign language, had been lured by the idea of making money selling trinkets in the United States.</w:t>
         <w:br/>
-        <w:t>By early afternoon, more than 20 teachers were gathered in the parents' room to tell what they had found to their principal, Hibren Salazar, who was making a contingency plan.</w:t>
+        <w:t>Gloria Hipolito Hernandez's family said Ms. Moises had talked convincingly of how she would work, make money, split the proceeds and see another part of the world. "It was irresistible," said Pedro Hernandez, her brother. But the family members said that they had not heard from her since then -- no letter, no telephone call, no money.</w:t>
         <w:br/>
-        <w:t>There were cracks in the ceiling of room 217, one team reported. The boys' bathroom on the third floor would be off-limits, another team said. And, it was decided, the entire fourth floor would have to be closed.</w:t>
+        <w:t>They said they believe she might have been in Detroit visiting an aunt when she went to the consulate on Tuesday.</w:t>
         <w:br/>
-        <w:t>To improvise, displaced teachers would take over rooms normally occupied by the music and art instructors while those teachers roamed around to give their lessons. The computer room could be used if necessary. And books would be moved out of one section of a room that looked to be in need of repair.</w:t>
+        <w:t>Federal agents in North Carolina said that the workers appeared to have been ordered out to surrounding malls and other nearby cities, such as Greensboro and Raleigh, to sell the trinkets, many of them attached to small American flags. They received only $5 a day, the agents said.</w:t>
         <w:br/>
-        <w:t>Later in the afternoon, the superintendent of District 1, William Ubinas, strode into the school to inspect the building and hear what the teachers and their principal had found.</w:t>
+        <w:t>The deaf Mexicans did not appear to have been physically abused, the officials said, but they believed they had no choice but to work and turn over the proceeds.</w:t>
         <w:br/>
-        <w:t>Except for the fourth floor and a few additional rooms, he announced, the school would open.</w:t>
+        <w:t>Sanford, the seat of Lee County, is a city of roughly 20,000 people. The county's Hispanic population has grown over the last decade, with as many as 7,000 Mexicans among the roughly 50,000 residents. Indeed, the two top employers in Sanford, Golden Poultry, a chicken processing plant, and Tyson Foods, which makes taco shells and chips, are dominated by Mexican workers. Many other immigrants, legal and not, pick tobacco and vegetables.</w:t>
         <w:br/>
-        <w:t>"We're not saying that they are health experts," he said of the school committees throughout the city. "We're arguing that common sense dictates. I'm confident we'll open it."</w:t>
+        <w:t>The presence of Mexicans on Woodland Avenue, then, was not in itself surprising. Neighbors said the deaf Mexicans had lived in the two-bedroom and three-bedroom houses for about two years. They said that four vans were used to transport the workers throughout the day, and that United Parcel Service trucks made regular dropoffs of the boxes of trinkets.</w:t>
         <w:br/>
-        <w:t>The school and others in the district will have an open house through Sunday, so that parents can check the structure.</w:t>
+        <w:t>"People were coming and going seven days a week, all hours of the day and night," said Kevin Buie, a 22-year-old man who lived next door.</w:t>
+        <w:br/>
+        <w:t>Aleqandro Arroyo, who runs the Mexican restaurant La Cabana, said the deaf peddlers would occasionally eat there, but "we never knew" that the people were being used in the way that Federal agents described.  If it is true, he said, it is heartbreaking. Like the other laborers in the city's Hispanic community, "they travel here looking for nice lives," he said. "Then they are forced to work for so little."</w:t>
+        <w:br/>
+        <w:t>It seemed more like something he would see on his satellite dish -- it gets channels from all over the country and Mexico -- from a big city like New York.</w:t>
+        <w:br/>
+        <w:t>And some residents said they wished that the scheme described by the Federal agents had remained a big-city thing.</w:t>
+        <w:br/>
+        <w:t>People, held in bondage, exploited for their labor, is part of this region's distant past. "It struck me very badly," said Angela Madison, a hairdresser in Sanford.</w:t>
         <w:br/>
         <w:br/>
         <w:t>Graphic</w:t>
@@ -99,7 +107,11 @@
         <w:br/>
         <w:t xml:space="preserve"> </w:t>
         <w:br/>
-        <w:t>Photo: "They ask us to be mothers," said Marilyn Levin, a Public School 63 teacher. "They ask us to be social workers. We do everything else. Why not inspect for asbestos?" (William E. Sauro/The New York Times)</w:t>
+        <w:t>Photo: Two houses in Sanford, N.C., where more than a dozen illegal Mexican immigrants, most of them deaf, were "held in bondage," officials said. (Jenny Warburg for The New York Times)(pg. 24)</w:t>
+        <w:br/>
+        <w:t xml:space="preserve"> </w:t>
+        <w:br/>
+        <w:t>Map of North Carolina showing location of Sanford: Sanford, N.C., the seat of Lee County, is home to 20,000 people. (pg. 24)</w:t>
       </w:r>
     </w:p>
     <w:sectPr>

--- a/example_articles/race_ethnicity/Other/3.race_ethnicity_Other_New_York_Times.docx
+++ b/example_articles/race_ethnicity/Other/3.race_ethnicity_Other_New_York_Times.docx
@@ -7,7 +7,7 @@
         <w:pStyle w:val="Heading1"/>
       </w:pPr>
       <w:r>
-        <w:t>Carolina Raid Finds Exploited Deaf Mexicans</w:t>
+        <w:t>Not Your Daddy's Freud</w:t>
       </w:r>
     </w:p>
     <w:p>
@@ -17,22 +17,22 @@
     </w:p>
     <w:p>
       <w:r>
-        <w:t>Date: 1997-07-26</w:t>
+        <w:t>Date: 2023-03-22</w:t>
       </w:r>
     </w:p>
     <w:p>
       <w:r>
-        <w:t>Section: Section 1; ; Section 1; Page 1; Column 1; Metropolitan Desk ; Column 1;</w:t>
+        <w:t>Section: STYLE</w:t>
       </w:r>
     </w:p>
     <w:p>
       <w:r>
-        <w:t>Source file: NYT/48.DOCX</w:t>
+        <w:t>Source file: NYT/7.DOCX</w:t>
       </w:r>
     </w:p>
     <w:p>
       <w:r>
-        <w:t>Raw race ethnicity result, 'race_ethnicity': Other: Hispanic/Latino (Mexican)</w:t>
+        <w:t>Raw race ethnicity result, 'race_ethnicity': Not specified beyond 'woman of color' (NA)</w:t>
       </w:r>
     </w:p>
     <w:p>
@@ -49,69 +49,109 @@
     </w:p>
     <w:p>
       <w:r>
-        <w:t>Federal agents raided two houses in this small, blue-collar city today and found more than a dozen illegal Mexican immigrants, most of them deaf, who the agents believe were "held in bondage" by bosses who exploited their deafness for profit.</w:t>
+        <w:t>In the fall of 2020, Ilan Zechory stepped down as president of Genius, the annotation site he founded with two friends from Yale. After more than a decade at the start-up, he could have been forgiven for taking a break.</w:t>
         <w:br/>
-        <w:t>Describing what people here had thought of as a distant, big-city problem, Federal agents said the immigrants were lured with a promise of a better life, then coerced by "bosses" into peddling trinkets at shopping centers and mills for just scraps of the profits.</w:t>
+        <w:t>Now Mr. Zechory is hard at work again, though not running another zeitgeisty digital media site. Instead, the 39-year-old is training to be a psychoanalyst.</w:t>
         <w:br/>
-        <w:t>Officials with the Immigration and Naturalization Service said they had raided the houses after receiving information from the Mexican Government. The agents said they believed the deaf Mexicans had been smuggled into the United States, then held as virtual captives by threats from the two people who ran the houses.</w:t>
+        <w:t>Five days a week from an office on the Upper West Side, Mr. Zechory helps his 20 or so patients — some of them supine, in the classic style — plumb the depths of their unconscious minds. Having gained an appreciation for the method during his own multiyear analysis, Mr. Zechory loves his new role.</w:t>
         <w:br/>
-        <w:t>The United States Attorney in Greensboro, N.C., said prosecutors were exploring whether the operation in Sanford was linked to the people charged last week in New York City with holding dozens of deaf Mexican peddlers in virtual slavery. A law enforcement official in New York said investigators believed there was a connection, but the official would not elaborate on what the link was or whether any of the New York suspects had a hand in the North Carolina operation.</w:t>
+        <w:t>"For the first time in my life I feel at peace with work, and have stopped dreaming about what else I should be doing with my days," he said.</w:t>
         <w:br/>
-        <w:t>Investigators in North Carolina were still conducting interviews tonight, and no one had been charged yet.</w:t>
+        <w:t>Mr. Zechory is part of what may be a larger psychoanalytic moment. Around the country, on divans and in training institutes, on Instagram meme accounts and in small magazines, young (or at least young-ish) people are rediscovering the talking cure, along with the ideas of the Viennese doctor who developed it at the turn of the 20th century.</w:t>
         <w:br/>
-        <w:t>Meanwhile, Federal prosecutors in New York arrested another man today in connection with the smuggling ring in Queens. The prosecutors charged the man, Frank Coenen, a deaf 35-year-old son of a retired New York City police detective, with conspiracy, saying that he had helped bring the illegal immigrants to New York and had aided the trinket selling. Mr. Coenen is the former husband of Adriana Paoletti Lemus, a 29-year-old Mexican woman whose family, prosecutors say, organized the New York operation.</w:t>
+        <w:t>After several decades at the margins of American healthcare — and 100 years after he published his last major theoretical work — Sigmund Freud is enjoying something of a comeback.</w:t>
         <w:br/>
-        <w:t>Investigators in New York said they were pursuing leads to determine whether similar operations, directly or loosely tied to the people arrested in Queens, were being run in other cities in addition to Sanford.</w:t>
+        <w:t>Look and listen carefully these days, and you'll find Herr Doktor. For instance, the Instagram account freud.intensifieshas more than a million followers and posts memes like a portrait of Freud overlaid with the text "Every time you call your boyfriend 'Daddy,' Sigmund Freud's ghost becomes a little stronger." In an April 2022 TikTok, which has been watched nearly five million times, a young man extols Freud: "Fast forward a hundred years, and he ain't miss yet!"</w:t>
         <w:br/>
-        <w:t>In Chicago, I.N.S. officials were interviewing seven deaf Mexican peddlers today in a neighborhood in the north part of the city. Curtis Aljets, acting district director of the I.N.S. in Chicago, said that there was a "connection" between the people in Chicago and those New York, and that his office was providing information to prosecutors in New York.</w:t>
+        <w:t>The magazine Parapraxis, which was started last year to "inquire into and uncover the psychosocial dimension of our lives," has attracted a progressive "new psychoanalysis crowd." The forthcoming film "Freud's Last Session," starring Anthony Hopkins, is currently filming in a reconstruction of Freud's famous Hampstead study, complete with antiquities. The Showtime series "Couples Therapy" documents several patients who see Orna Guralnik, a New York psychoanalyst and psychologist. "Know Your Enemy," an au courant lefty podcast, has devoted multiple episodes to discussions of Freud, who has become a frequent topic of conversation among the show's hosts.</w:t>
         <w:br/>
-        <w:t>But he said that the peddlers in Chicago did not appear to be subject to the sort of coercion that prosecutors have described in the New York case.</w:t>
+        <w:t>And Opulent Tips, an influential fashion newsletter, referred in January to a "Freudian-core" aesthetic inspired by "the freaky underbelly of the 1950s," psychoanalysis' so-called golden age in the United States: "Looking the part. A crisp and correct surface with strange feelings boiling just beneath."</w:t>
         <w:br/>
-        <w:t>In North Carolina, agents raided the two brick houses shortly after sunrise in a working-class section of Sanford, about 40 miles southwest of Raleigh. In all, 17 people -- 9 men, 5 women, 2 children and an infant -- were taken to immigration offices in Charlotte, N.C, and then to a local hotel. Thomas Fischer, a senior I.N.S. agent who conducted the raids, identified Marcos Moises and his wife, Guadalupe, as the "bosses" who oversaw the peddlers.</w:t>
+        <w:t>Plus, any culture that has just produced "MILF Manor" is going through something Freudian.</w:t>
         <w:br/>
-        <w:t>"They were not threatened with weapons, but were manipulated with threats and other coercion," said Mr. Fischer, who said investigators believed other houses in Sanford could be raided in the coming days. "These people were exploited. They were held in bondage."</w:t>
+        <w:t>'You're Working With People's Fantasies'</w:t>
         <w:br/>
-        <w:t>Patricia Arce Barcenas, a mother in Mexico City, said today that she believed her son, Mauricio Portillo Arce, was among those discovered in Sanford. She said that her 16-year-old deaf son had disappeared last March after leaving for his job at a ceramics factory, and that a month later she had been telephoned by a woman in North Carolina who told her the boy was "fine" and selling key rings. The caller identified herself as Teresa Norato Palencia and said that she was calling on behalf of her deaf mother, Guadalupe Moises, according to Ms. Arce.</w:t>
+        <w:t>In her 1981 book about psychoanalysis, "The Impossible Profession," Janet Malcolm interviews a pseudonymous analyst. "The insights of psychoanalysis are never taken for granted from one generation to the next," he says. "Each generation has to make the original discoveries afresh!"</w:t>
         <w:br/>
-        <w:t>Last June, Ms. Arce said in an interview, she received a packet of correspondence -- two letters, one in her son's hand, another in a stranger's, $50 and a photograph of her son by a road sign saying, "Welcome to Virginia."</w:t>
+        <w:t>Like anything formative from long in the past, Freud never totally disappeared. Some of his concepts, like denial and libido, are so deeply embedded in popular culture that we no longer even think of them as Freudian. And no young century that has canonized "The Sopranos," which featured many sessions of Tony's psychotherapy with Dr. Melfi, as well as episode-long dream sequences, could be completely devoid of "golden Siggie," as Freud's mother reportedly called him.</w:t>
         <w:br/>
-        <w:t>Mexican officials said today that a 26-year-old woman, whom they identified as Gloria Hipolito Hernandez, had come into the Mexican consulate in Detroit on Tuesday and told officials of the situation in Sanford.</w:t>
+        <w:t>But today, the interest is more literal.</w:t>
         <w:br/>
-        <w:t>In Mexico today, the woman's sister, Gabriela Hipolito Hernandez, said Gloria Hipolito Hernandez had left home last March with Guadalupe Moises. She said her sister, who was deaf and could barely write or communicate through sign language, had been lured by the idea of making money selling trinkets in the United States.</w:t>
+        <w:t>According to a spokesperson, the American Psychoanalytic Association, the country's main professional organization for psychoanalysts, doesn't keep data on the number of new analysts — though its 3000 members, in comparison to the 106,000 licensed psychologists in the United States, give a sense of the field's niche status. But several prominent training institutes say applications are on the rise. And the Institute for Psychoanalytic Training and Research (IPTAR) says the number of sessions performed by its in-house clinic has roughly doubled since 2017, a sign that more people are seeking analytic treatment.</w:t>
         <w:br/>
-        <w:t>Gloria Hipolito Hernandez's family said Ms. Moises had talked convincingly of how she would work, make money, split the proceeds and see another part of the world. "It was irresistible," said Pedro Hernandez, her brother. But the family members said that they had not heard from her since then -- no letter, no telephone call, no money.</w:t>
+        <w:t>Violet Lucca, 37, the vice president of digital at Harper's Magazine, started analysis recently for two reasons. First, she is working on a book about the director David Cronenberg, whose interest in psychoanalysis yielded the 2011 film "A Dangerous Method," which dramatizes the relationship between Freud and his most famous follower, Carl Jung. Ms. Lucca thought going through analysis herself would be creatively useful. Second, in the last five years Ms. Lucca has dealt with the death of her mother, who she said was schizophrenic, as well as the end of a long relationship.</w:t>
         <w:br/>
-        <w:t>They said they believe she might have been in Detroit visiting an aunt when she went to the consulate on Tuesday.</w:t>
+        <w:t>"I'm overdue," she said. (Ms. Lucca's analyst is Griffin Hansbury, who writes the widely read blog Jeremiah's Vanishing New York under the pseudonym Jeremiah Moss.)</w:t>
         <w:br/>
-        <w:t>Federal agents in North Carolina said that the workers appeared to have been ordered out to surrounding malls and other nearby cities, such as Greensboro and Raleigh, to sell the trinkets, many of them attached to small American flags. They received only $5 a day, the agents said.</w:t>
+        <w:t>Ms. Lucca said she hopes to become a little happier.</w:t>
         <w:br/>
-        <w:t>The deaf Mexicans did not appear to have been physically abused, the officials said, but they believed they had no choice but to work and turn over the proceeds.</w:t>
+        <w:t>That could take a while. According to a 2022 paper in The International Journal of Psychoanalysis, a typical analysis lasts three to seven years.</w:t>
         <w:br/>
-        <w:t>Sanford, the seat of Lee County, is a city of roughly 20,000 people. The county's Hispanic population has grown over the last decade, with as many as 7,000 Mexicans among the roughly 50,000 residents. Indeed, the two top employers in Sanford, Golden Poultry, a chicken processing plant, and Tyson Foods, which makes taco shells and chips, are dominated by Mexican workers. Many other immigrants, legal and not, pick tobacco and vegetables.</w:t>
+        <w:t>But it's the length and depth of that conversation that drew Yelena Akhtiorskaya to analytic training. An acclaimed novelist (The New York Times called her debut, "Panic in a Suitcase," "​​brilliant and often funny"), Ms. Akhtiorskaya, 37, found her financial prospects as a full-time writer dim. (According to Tessa Peteete Ivers, chief operating officer of IPTAR, a first-year analyst could expect to make between $75,000 and $120,000 a year.)</w:t>
         <w:br/>
-        <w:t>The presence of Mexicans on Woodland Avenue, then, was not in itself surprising. Neighbors said the deaf Mexicans had lived in the two-bedroom and three-bedroom houses for about two years. They said that four vans were used to transport the workers throughout the day, and that United Parcel Service trucks made regular dropoffs of the boxes of trinkets.</w:t>
+        <w:t>So, inspired by an uncle who was a poet and an analyst, she decided in 2017 to get her license in psychoanalysis.</w:t>
         <w:br/>
-        <w:t>"People were coming and going seven days a week, all hours of the day and night," said Kevin Buie, a 22-year-old man who lived next door.</w:t>
+        <w:t>"As a literary person, what could be better than discussing dreams and symbols and delving as deep as possible four days a week?" she said. "I don't see why everyone isn't doing it. You are your own boss. You make your own hours. And you're working with people's fantasies."</w:t>
         <w:br/>
-        <w:t>Aleqandro Arroyo, who runs the Mexican restaurant La Cabana, said the deaf peddlers would occasionally eat there, but "we never knew" that the people were being used in the way that Federal agents described.  If it is true, he said, it is heartbreaking. Like the other laborers in the city's Hispanic community, "they travel here looking for nice lives," he said. "Then they are forced to work for so little."</w:t>
+        <w:t>Ms. Akhtiorskaya is part of a new cohort of people from creative backgrounds embarking on psychoanalytic training, a career change that would have been unthinkable in the heyday of the practice. The European émigrés who helped popularize analysis in the United States tethered themselves to the American medical establishment as a way of lending their method institutional legitimacy. For years, only psychiatrists — medical doctors — could receive analytic training.</w:t>
         <w:br/>
-        <w:t>It seemed more like something he would see on his satellite dish -- it gets channels from all over the country and Mexico -- from a big city like New York.</w:t>
+        <w:t>Much of the field came to resemble, as Ms. Malcolm wrote, "a hidden, almost secret byway traveled by few (the analysts and their patients), edged by decrepit mansions with drawn shades." In this atmosphere, some wildly sexist, homophobic, and racist ideas, such as the notion that racial minorities were unanalyzable, flourished.</w:t>
         <w:br/>
-        <w:t>And some residents said they wished that the scheme described by the Federal agents had remained a big-city thing.</w:t>
+        <w:t>"Our politics of exclusivity have done us a disservice," said Kerry Sulkowicz, president of the American Psychoanalytic Association.</w:t>
         <w:br/>
-        <w:t>People, held in bondage, exploited for their labor, is part of this region's distant past. "It struck me very badly," said Angela Madison, a hairdresser in Sanford.</w:t>
+        <w:t>In 1988,a lawsuit opened up analytic training to social workers and psychologists. (In 2010, New York state began allowing people without mental-health training to pursue licenses in psychoanalysis.) But by then the field was already in a period of steep decline. The advent of modern psychopharmacology and the rise of short-term cognitive behavioral therapy made Freud's clinical legacy seem to many fuzzy, or worse, quaint.</w:t>
         <w:br/>
+        <w:t>(C.B.T., pioneered in the 1960s by an erstwhile Freudian psychiatrist named Aaron Beck, is considered the gold standard in treating anxiety and depression by many mental health professionals, with the strongest empirical support.)</w:t>
         <w:br/>
-        <w:t>Graphic</w:t>
+        <w:t>Analysis is also notoriously expensive and time-consuming; a senior analyst in Manhattan might charge $400 an hour, which, on the suggested four-to-five day a week schedule, could easily work out to an $80,000 yearly expense that is only partly reimbursed by insurance. But many analysts work on a sliding scale, and some of the training institutes offer therapy for rates as low as $10 an hour.</w:t>
         <w:br/>
+        <w:t>The goals of analysis are in one sense modest — Freud wrote, "much will be gained if we succeed in transforming your neurotic misery into ordinary unhappiness" — but its claims about the operations of the mind are vast, and have drawn enormous skepticism. Karl Popper, the philosopher of science, famously criticized psychoanalysis as non-falsifiable, and therefore unscientific; Frederick Crews, an emeritus professor of literature at the University of California, Berkeley, made it the mission of much of his career to argue that Freudianism was so unempirical that it wasn't even a suitable basis for literary criticism.</w:t>
         <w:br/>
-        <w:t xml:space="preserve"> </w:t>
+        <w:t>"Freud's writings are full of ambiguities, so anyone who wants to find either positive or despairing implication in them can do so," Professor Crews said. "When propositions contradict each other, I regard that as a fatal problem. If you're just a casual reader and you come across sentences that you like, perhaps that suffices for you."</w:t>
         <w:br/>
-        <w:t>Photo: Two houses in Sanford, N.C., where more than a dozen illegal Mexican immigrants, most of them deaf, were "held in bondage," officials said. (Jenny Warburg for The New York Times)(pg. 24)</w:t>
+        <w:t xml:space="preserve">Butsome high-profile research has raised doubts about the science behind selective serotonin reuptake inhibitors, a class of medications frequently prescribed to treat depression and anxiety. And a younger generation has grown at least a bit skeptical about the way insurance companies and venture-backed mental health startups seem to favor cognitive-behavioral therapy, perhaps paving the way for this renewed interest in less symptom-focused forms of treatment. </w:t>
         <w:br/>
-        <w:t xml:space="preserve"> </w:t>
+        <w:t>Indeed, the idea that there are no magic bullets for mental health is part of what drew Mr. Zechory — the ex-start-up boss — to analytic training.</w:t>
         <w:br/>
-        <w:t>Map of North Carolina showing location of Sanford: Sanford, N.C., the seat of Lee County, is home to 20,000 people. (pg. 24)</w:t>
+        <w:t>"I always had a sense that there is no free lunch, psychologically," he said.</w:t>
+        <w:br/>
+        <w:t>'There's an Inward Turn Now'</w:t>
+        <w:br/>
+        <w:t>Analysis, which is focused on excavating highly personal narratives of meaning over long periods of time, may seem like an odd fit in a culture that often embraces broad structural explanations for social traumas.</w:t>
+        <w:br/>
+        <w:t>But Freud's ideas, according to a group of social-justice-oriented analysts, offer a way of understanding the unarticulated forces that create the social world and shape one's place within it.</w:t>
+        <w:br/>
+        <w:t>"C.B.T. may help you with your panic attack today," said Dr. Beverly Stoute, a psychiatrist and psychoanalyst in Atlanta, referring to cognitive behavioral therapy. "But after you recover from your panic attack, you realize, 'Damn, this world is crazy.'"</w:t>
+        <w:br/>
+        <w:t>Dr. Stoute, who is Black, is a co-chairwoman of the Holmes Commission, convened in 2020 by the American Psychoanalytic Association to investigate systemic racism within institutional analysis in the United States. (Dr. Stoute estimates there are somewhere between 40 and 50 Black psychoanalysts in the United States.) The commission, along with work by the group Black Psychoanalysts Speak, and an influential 2016 documentary called Psychoanalysis in El Barrio, have argued that analysis is a powerful tool for addressing buried racial and class trauma.</w:t>
+        <w:br/>
+        <w:t>"Psychoanalysis is the study of how we maintain not knowing what we know," said Matthew Steinfeld, a professor of psychiatry at the Yale School of Medicine. "And America is organized around not remembering what happened here."</w:t>
+        <w:br/>
+        <w:t>Sam Adler-Bell, 32, a writer and the co-host of the "Know Your Enemy" podcast, started reading Freud during the pandemic, as Bernie Sanders's 2020 campaign foundered. He thinks that the left looks for Freudian explanations during times of defeat.</w:t>
+        <w:br/>
+        <w:t>"There's an inward turn now," Mr. Adler-Bell said. "Maybe this purely materialist analysis of people's motivations doesn't give us what we need to make sense of the moment."</w:t>
+        <w:br/>
+        <w:t>Nico Fuentes, a 32-year-old student at the Borough of Manhattan Community College, came to analysis three years ago, feeling emotionally stuck. She said she was turned off by the C.B.T. workbooks friends recommended, with their narrow focus on treating symptoms and quick diagnostics.</w:t>
+        <w:br/>
+        <w:t>Ms. Fuentes was drawn instead to the intensity of traditional psychoanalysis. Her experience has left her convinced that the treatment has universal value.</w:t>
+        <w:br/>
+        <w:t>"I am not bourgeois," she said. "I'm a working class, trans woman of color who began in analysis with very little understanding of analysis." "But," Ms. Fuentes argued, despite the longstanding perception to the contrary, "there is nothing fancy about psychoanalysis," just two people in a room, talking.</w:t>
+        <w:br/>
+        <w:t>Then there's the matter of how we remember Freud himself. After decades of lacerating criticism over the sexism of concepts like penis envy and the theory that homosexuality resulted from abnormal Oedipal development, Freud came to symbolize for many the white, domineering, and pseudoscientific legacy of analysis.</w:t>
+        <w:br/>
+        <w:t>"I originally read Freud as a teenager and thought, this is amazing," said Dr. Guralnik, of "Couples Therapy." "Then I came into all sorts of deep feminist critiques of Freud and started thinking, this is a whole bunch of patriarchal garbage. But having read a lot more and having come to realize that you have to see Freud in the context of his time, I came out on the other side. There are all kinds of Freuds. And you kind of pick and choose what Freud you want to have."</w:t>
+        <w:br/>
+        <w:t>That people see what they want in Freud is fitting: The first psychoanalyst is still, more than 80 years after his death, a transference figure. As Sophie Kemp pointed out earlier this year in a piece for Dirt, the appeal of the Freudaissance for certain "downtown gamines obsessed with daddy" may be precisely that he has a retrograde and sexist image.</w:t>
+        <w:br/>
+        <w:t>But some of the new vogue for Freud emphasizes his status as a racial minority in his native Austria, whose views on, for example, homosexuality, were nuanced and ahead of their time. A TikTok user recently discovered the famous 1935 letter in which Freud reassures the concerned American mother of a gay son that "homosexuality is nothing to be ashamed of, no vice, no degradation."</w:t>
+        <w:br/>
+        <w:t>"I don't know how the idea that Freud hated gay people got started," the fresh-faced TikTok user concluded, "But he did not. He absolutely did not." ("the more you know #freud #psychology #lgbt," he added in a caption.)</w:t>
+        <w:br/>
+        <w:t>"When I actually read him, the things he was writing in the late 19th century are so much more progressive than most of America is now," said Ms. Akhtiorskaya. "To say that we're all polymorphously perverse, that we all have bisexual fantasies. It's modern."</w:t>
+        <w:br/>
+        <w:t>And as for the charge that psychoanalysis isn't results-oriented, try explaining that to the moneymakers, who seem to see a return on the investment. One of the treatments Mr. Zechory offers is a hybrid therapy-coaching practice. His clientele: Start-up founders.</w:t>
+        <w:br/>
+        <w:t>PHOTOS: Below, the psychoanalyst Orna Guralnik in "Couples Therapy," and Viggo Mortensen, left, as Sigmund Freud and Michael Fassbender as Carl Jung in the 2011 film "A Dangerous Method." (PHOTOGRAPHS BY SHOWTIME; SHOWTIME SONY PICTURES CLASSICS) This article appeared in print on page ST10.</w:t>
       </w:r>
     </w:p>
     <w:sectPr>
